--- a/Übungen/Grafiken/Übung Dichtediagramm.docx
+++ b/Übungen/Grafiken/Übung Dichtediagramm.docx
@@ -35,7 +35,35 @@
           <w:sz w:val="28"/>
           <w:szCs w:val="28"/>
         </w:rPr>
-        <w:t>Erstellen Sie ein Dichtediagramm mit dem BMI der männlichen Piraten</w:t>
+        <w:t>Erstellen Sie ein Dichtediagramm mit de</w:t>
+      </w:r>
+      <w:r>
+        <w:rPr>
+          <w:sz w:val="28"/>
+          <w:szCs w:val="28"/>
+        </w:rPr>
+        <w:t>n</w:t>
+      </w:r>
+      <w:r>
+        <w:rPr>
+          <w:sz w:val="28"/>
+          <w:szCs w:val="28"/>
+        </w:rPr>
+        <w:t xml:space="preserve"> </w:t>
+      </w:r>
+      <w:r>
+        <w:rPr>
+          <w:sz w:val="28"/>
+          <w:szCs w:val="28"/>
+        </w:rPr>
+        <w:t>Bartlängen</w:t>
+      </w:r>
+      <w:r>
+        <w:rPr>
+          <w:sz w:val="28"/>
+          <w:szCs w:val="28"/>
+        </w:rPr>
+        <w:t xml:space="preserve"> der männlichen Piraten</w:t>
       </w:r>
     </w:p>
     <w:p>
@@ -91,7 +119,21 @@
           <w:sz w:val="28"/>
           <w:szCs w:val="28"/>
         </w:rPr>
-        <w:t>) eine Dichtekurve des BMI der weiblichen Piratinnen hinzu</w:t>
+        <w:t>) eine Dichtekurve d</w:t>
+      </w:r>
+      <w:r>
+        <w:rPr>
+          <w:sz w:val="28"/>
+          <w:szCs w:val="28"/>
+        </w:rPr>
+        <w:t>er Bartlängen</w:t>
+      </w:r>
+      <w:r>
+        <w:rPr>
+          <w:sz w:val="28"/>
+          <w:szCs w:val="28"/>
+        </w:rPr>
+        <w:t xml:space="preserve"> der weiblichen Piratinnen hinzu</w:t>
       </w:r>
     </w:p>
     <w:p>
@@ -153,7 +195,21 @@
           <w:sz w:val="28"/>
           <w:szCs w:val="28"/>
         </w:rPr>
-        <w:t>Zeichnen Sie die jeweiligen BMI Mittelwerte der Piratinnen und Piraten ein</w:t>
+        <w:t xml:space="preserve">Zeichnen Sie die jeweiligen </w:t>
+      </w:r>
+      <w:r>
+        <w:rPr>
+          <w:sz w:val="28"/>
+          <w:szCs w:val="28"/>
+        </w:rPr>
+        <w:t>Bartlängen</w:t>
+      </w:r>
+      <w:r>
+        <w:rPr>
+          <w:sz w:val="28"/>
+          <w:szCs w:val="28"/>
+        </w:rPr>
+        <w:t xml:space="preserve"> Mittelwerte der Piratinnen und Piraten ein</w:t>
       </w:r>
     </w:p>
     <w:p>
@@ -866,6 +922,7 @@
   <w:style w:type="character" w:default="1" w:styleId="Absatz-Standardschriftart">
     <w:name w:val="Default Paragraph Font"/>
     <w:uiPriority w:val="1"/>
+    <w:semiHidden/>
     <w:unhideWhenUsed/>
   </w:style>
   <w:style w:type="table" w:default="1" w:styleId="NormaleTabelle">
